--- a/Resume/Resume_Vladislav_Orekhov_RU.docx
+++ b/Resume/Resume_Vladislav_Orekhov_RU.docx
@@ -36,7 +36,7 @@
           <w:color w:val="555555"/>
           <w:sz w:val="18"/>
         </w:rPr>
-        <w:t>GitHub: github.com/vladislavmiller2000-bit  |  LinkedIn: linkedin.com/in/vladislavorekhov</w:t>
+        <w:t>GitHub: github.com/vladislavmiller2000-bit</w:t>
       </w:r>
     </w:p>
     <w:p>

--- a/Resume/Resume_Vladislav_Orekhov_RU.docx
+++ b/Resume/Resume_Vladislav_Orekhov_RU.docx
@@ -696,29 +696,6 @@
           <w:b/>
           <w:sz w:val="21"/>
         </w:rPr>
-        <w:t>Touro College &amp; University, New York, NY</w:t>
-      </w:r>
-      <w:r>
-        <w:rPr>
-          <w:i/>
-          <w:color w:val="666666"/>
-          <w:sz w:val="19"/>
-        </w:rPr>
-        <w:br/>
-        <w:t>2021 – 2022</w:t>
-      </w:r>
-    </w:p>
-    <w:p>
-      <w:r>
-        <w:t>Бакалавр наук, Бизнес-менеджмент</w:t>
-      </w:r>
-    </w:p>
-    <w:p>
-      <w:r>
-        <w:rPr>
-          <w:b/>
-          <w:sz w:val="21"/>
-        </w:rPr>
         <w:t>Финансовый университет при Правительстве РФ, Москва</w:t>
       </w:r>
       <w:r>
@@ -728,7 +705,12 @@
           <w:sz w:val="19"/>
         </w:rPr>
         <w:br/>
-        <w:t>2018 – 2021</w:t>
+        <w:t>2018 – 2022</w:t>
+      </w:r>
+    </w:p>
+    <w:p>
+      <w:r>
+        <w:t>Бакалавр экономики, Международные финансы</w:t>
       </w:r>
     </w:p>
     <w:p>

--- a/Resume/Resume_Vladislav_Orekhov_RU.docx
+++ b/Resume/Resume_Vladislav_Orekhov_RU.docx
@@ -90,7 +90,7 @@
     </w:p>
     <w:p>
       <w:r>
-        <w:t>Свободно владею русским и английским языками, работал в международных командах (Израиль, США, Россия). Структурно мыслю, ориентирован на результат, быстро вхожу в предметную область.</w:t>
+        <w:t>Свободно владею русским и английским языками, работал в международных командах (Израиль, Россия). Структурно мыслю, ориентирован на результат, быстро вхожу в предметную область.</w:t>
       </w:r>
     </w:p>
     <w:p>

--- a/Resume/Resume_Vladislav_Orekhov_RU.docx
+++ b/Resume/Resume_Vladislav_Orekhov_RU.docx
@@ -36,8 +36,19 @@
           <w:color w:val="555555"/>
           <w:sz w:val="18"/>
         </w:rPr>
-        <w:t>GitHub: github.com/vladislavmiller2000-bit</w:t>
+        <w:t xml:space="preserve">GitHub: </w:t>
       </w:r>
+      <w:hyperlink r:id="rId9">
+        <w:r>
+          <w:rPr>
+            <w:color w:val="1F497D"/>
+            <w:u w:val="single"/>
+            <w:sz w:val="18"/>
+            <w:szCs w:val="18"/>
+          </w:rPr>
+          <w:t>github.com/vladislavmiller2000-bit</w:t>
+        </w:r>
+      </w:hyperlink>
     </w:p>
     <w:p>
       <w:pPr>
@@ -287,13 +298,18 @@
         </w:rPr>
         <w:t xml:space="preserve">GitHub: </w:t>
       </w:r>
-      <w:r>
-        <w:rPr>
-          <w:b/>
-          <w:sz w:val="19"/>
-        </w:rPr>
-        <w:t>github.com/vladislavmiller2000-bit/System-Analysis</w:t>
-      </w:r>
+      <w:hyperlink r:id="rId10">
+        <w:r>
+          <w:rPr>
+            <w:color w:val="1F497D"/>
+            <w:u w:val="single"/>
+            <w:sz w:val="19"/>
+            <w:szCs w:val="19"/>
+            <w:b/>
+          </w:rPr>
+          <w:t>github.com/vladislavmiller2000-bit/System-Analysis</w:t>
+        </w:r>
+      </w:hyperlink>
     </w:p>
     <w:p>
       <w:r>

--- a/Resume/Resume_Vladislav_Orekhov_RU.docx
+++ b/Resume/Resume_Vladislav_Orekhov_RU.docx
@@ -46,7 +46,7 @@
             <w:sz w:val="18"/>
             <w:szCs w:val="18"/>
           </w:rPr>
-          <w:t>github.com/vladislavmiller2000-bit</w:t>
+          <w:t>github.com/vladislavmiller2000-bit/System-Analysis</w:t>
         </w:r>
       </w:hyperlink>
     </w:p>
@@ -298,7 +298,7 @@
         </w:rPr>
         <w:t xml:space="preserve">GitHub: </w:t>
       </w:r>
-      <w:hyperlink r:id="rId10">
+      <w:hyperlink r:id="rId9">
         <w:r>
           <w:rPr>
             <w:color w:val="1F497D"/>

--- a/Resume/Resume_Vladislav_Orekhov_RU.docx
+++ b/Resume/Resume_Vladislav_Orekhov_RU.docx
@@ -9,8 +9,8 @@
       <w:r>
         <w:rPr>
           <w:b/>
-          <w:color w:val="1A1A1A"/>
-          <w:sz w:val="40"/>
+          <w:color w:val="1F497D"/>
+          <w:sz w:val="32"/>
         </w:rPr>
         <w:t>ВЛАДИСЛАВ ОРЕХОВ</w:t>
       </w:r>
@@ -53,13 +53,13 @@
     <w:p>
       <w:pPr>
         <w:pBdr>
-          <w:bottom w:val="single" w:sz="4" w:color="1A4A7A" w:space="1"/>
+          <w:bottom w:val="single" w:sz="4" w:space="1" w:color="1F497D"/>
         </w:pBdr>
       </w:pPr>
       <w:r>
         <w:rPr>
           <w:b/>
-          <w:color w:val="1A4A7A"/>
+          <w:color w:val="1F497D"/>
           <w:sz w:val="22"/>
         </w:rPr>
         <w:t>ЦЕЛЬ</w:t>
@@ -69,7 +69,7 @@
       <w:r>
         <w:rPr>
           <w:b/>
-          <w:sz w:val="21"/>
+          <w:sz w:val="20"/>
         </w:rPr>
         <w:t>Junior System Analyst / Junior Business Analyst</w:t>
       </w:r>
@@ -82,13 +82,13 @@
     <w:p>
       <w:pPr>
         <w:pBdr>
-          <w:bottom w:val="single" w:sz="4" w:color="1A4A7A" w:space="1"/>
+          <w:bottom w:val="single" w:sz="4" w:space="1" w:color="1F497D"/>
         </w:pBdr>
       </w:pPr>
       <w:r>
         <w:rPr>
           <w:b/>
-          <w:color w:val="1A4A7A"/>
+          <w:color w:val="1F497D"/>
           <w:sz w:val="22"/>
         </w:rPr>
         <w:t>О СЕБЕ</w:t>
@@ -107,13 +107,13 @@
     <w:p>
       <w:pPr>
         <w:pBdr>
-          <w:bottom w:val="single" w:sz="4" w:color="1A4A7A" w:space="1"/>
+          <w:bottom w:val="single" w:sz="4" w:space="1" w:color="1F497D"/>
         </w:pBdr>
       </w:pPr>
       <w:r>
         <w:rPr>
           <w:b/>
-          <w:color w:val="1A4A7A"/>
+          <w:color w:val="1F497D"/>
           <w:sz w:val="22"/>
         </w:rPr>
         <w:t>КЛЮЧЕВЫЕ НАВЫКИ</w:t>
@@ -122,7 +122,7 @@
     <w:tbl>
       <w:tblPr>
         <w:tblW w:type="auto" w:w="0"/>
-        <w:jc w:val="center"/>
+        <w:jc w:val="left"/>
         <w:tblLook w:firstColumn="1" w:firstRow="1" w:lastColumn="0" w:lastRow="0" w:noHBand="0" w:noVBand="1" w:val="04A0"/>
       </w:tblPr>
       <w:tblGrid>
@@ -138,7 +138,7 @@
             <w:r>
               <w:rPr>
                 <w:b/>
-                <w:sz w:val="19"/>
+                <w:sz w:val="18"/>
               </w:rPr>
               <w:t>Анализ и моделирование</w:t>
             </w:r>
@@ -146,12 +146,12 @@
         </w:tc>
         <w:tc>
           <w:tcPr>
-            <w:tcW w:type="dxa" w:w="7370"/>
+            <w:tcW w:type="dxa" w:w="4986"/>
           </w:tcPr>
           <w:p>
             <w:r>
               <w:rPr>
-                <w:sz w:val="19"/>
+                <w:sz w:val="18"/>
               </w:rPr>
               <w:t>BPMN 2.0, UML (Use Case, State Machine, Activity), ERD (Chen, Crow's Foot)</w:t>
             </w:r>
@@ -167,7 +167,7 @@
             <w:r>
               <w:rPr>
                 <w:b/>
-                <w:sz w:val="19"/>
+                <w:sz w:val="18"/>
               </w:rPr>
               <w:t>Данные и SQL</w:t>
             </w:r>
@@ -175,12 +175,12 @@
         </w:tc>
         <w:tc>
           <w:tcPr>
-            <w:tcW w:type="dxa" w:w="7370"/>
+            <w:tcW w:type="dxa" w:w="4986"/>
           </w:tcPr>
           <w:p>
             <w:r>
               <w:rPr>
-                <w:sz w:val="19"/>
+                <w:sz w:val="18"/>
               </w:rPr>
               <w:t>SQL (JOIN, подзапросы, CTE, оконные функции, агрегация), нормализация (1НФ–3НФ)</w:t>
             </w:r>
@@ -196,7 +196,7 @@
             <w:r>
               <w:rPr>
                 <w:b/>
-                <w:sz w:val="19"/>
+                <w:sz w:val="18"/>
               </w:rPr>
               <w:t>Инструменты</w:t>
             </w:r>
@@ -204,12 +204,12 @@
         </w:tc>
         <w:tc>
           <w:tcPr>
-            <w:tcW w:type="dxa" w:w="7370"/>
+            <w:tcW w:type="dxa" w:w="4986"/>
           </w:tcPr>
           <w:p>
             <w:r>
               <w:rPr>
-                <w:sz w:val="19"/>
+                <w:sz w:val="18"/>
               </w:rPr>
               <w:t>Power BI, MS Excel (сводные таблицы, формулы, графики), Miro, Draw.io, Figma</w:t>
             </w:r>
@@ -225,7 +225,7 @@
             <w:r>
               <w:rPr>
                 <w:b/>
-                <w:sz w:val="19"/>
+                <w:sz w:val="18"/>
               </w:rPr>
               <w:t>Документация</w:t>
             </w:r>
@@ -233,12 +233,12 @@
         </w:tc>
         <w:tc>
           <w:tcPr>
-            <w:tcW w:type="dxa" w:w="7370"/>
+            <w:tcW w:type="dxa" w:w="4986"/>
           </w:tcPr>
           <w:p>
             <w:r>
               <w:rPr>
-                <w:sz w:val="19"/>
+                <w:sz w:val="18"/>
               </w:rPr>
               <w:t>Сбор и документирование требований, ТЗ, словарь данных, Use Case спецификации</w:t>
             </w:r>
@@ -254,7 +254,7 @@
             <w:r>
               <w:rPr>
                 <w:b/>
-                <w:sz w:val="19"/>
+                <w:sz w:val="18"/>
               </w:rPr>
               <w:t>Методологии</w:t>
             </w:r>
@@ -262,12 +262,12 @@
         </w:tc>
         <w:tc>
           <w:tcPr>
-            <w:tcW w:type="dxa" w:w="7370"/>
+            <w:tcW w:type="dxa" w:w="4986"/>
           </w:tcPr>
           <w:p>
             <w:r>
               <w:rPr>
-                <w:sz w:val="19"/>
+                <w:sz w:val="18"/>
               </w:rPr>
               <w:t>Agile/Scrum (основы), Waterfall, AS-IS/TO-BE анализ</w:t>
             </w:r>
@@ -278,13 +278,13 @@
     <w:p>
       <w:pPr>
         <w:pBdr>
-          <w:bottom w:val="single" w:sz="4" w:color="1A4A7A" w:space="1"/>
+          <w:bottom w:val="single" w:sz="4" w:space="1" w:color="1F497D"/>
         </w:pBdr>
       </w:pPr>
       <w:r>
         <w:rPr>
           <w:b/>
-          <w:color w:val="1A4A7A"/>
+          <w:color w:val="1F497D"/>
           <w:sz w:val="22"/>
         </w:rPr>
         <w:t>ПРОЕКТЫ И ПОРТФОЛИО</w:t>
@@ -315,7 +315,7 @@
       <w:r>
         <w:rPr>
           <w:b/>
-          <w:sz w:val="21"/>
+          <w:sz w:val="20"/>
         </w:rPr>
         <w:t>Vita Clinic — Анализ бизнес-процессов медицинской клиники</w:t>
       </w:r>
@@ -323,35 +323,35 @@
     <w:p>
       <w:pPr>
         <w:pStyle w:val="ListBullet"/>
-        <w:ind w:left="454"/>
+        <w:ind w:left="283"/>
       </w:pPr>
       <w:r>
         <w:rPr>
-          <w:sz w:val="20"/>
+          <w:sz w:val="19"/>
         </w:rPr>
-        <w:t>Провел AS-IS анализ процесса записи пациентов, выявил 4 узких места</w:t>
+        <w:t>Провёл AS-IS анализ процесса записи пациентов, выявил 4 узких места (дублирование данных, ручная маршрутизация, отсутствие валидации, зависимость от рецепциониста) и предложил набор решений на основе best practices автоматизации</w:t>
       </w:r>
     </w:p>
     <w:p>
       <w:pPr>
         <w:pStyle w:val="ListBullet"/>
-        <w:ind w:left="454"/>
+        <w:ind w:left="283"/>
       </w:pPr>
       <w:r>
         <w:rPr>
-          <w:sz w:val="20"/>
+          <w:sz w:val="19"/>
         </w:rPr>
-        <w:t>Спроектировал TO-BE модель с автоматизацией записи — устранение ручного этапа (рецепционист)</w:t>
+        <w:t>Спроектировал TO-BE модель с автоматизацией записи — сократил цепочку обработки заявки с 5 до 2 шагов, устранив ручной этап рецепциониста и ускорив первичную обработку данных</w:t>
       </w:r>
     </w:p>
     <w:p>
       <w:pPr>
         <w:pStyle w:val="ListBullet"/>
-        <w:ind w:left="454"/>
+        <w:ind w:left="283"/>
       </w:pPr>
       <w:r>
         <w:rPr>
-          <w:sz w:val="20"/>
+          <w:sz w:val="19"/>
         </w:rPr>
         <w:t>Построил BPMN 2.0 диаграммы (AS-IS и TO-BE) и UML State Machine для жизненного цикла записи</w:t>
       </w:r>
@@ -359,32 +359,32 @@
     <w:p>
       <w:pPr>
         <w:pStyle w:val="ListBullet"/>
-        <w:ind w:left="454"/>
+        <w:ind w:left="283"/>
       </w:pPr>
       <w:r>
         <w:rPr>
-          <w:sz w:val="20"/>
+          <w:sz w:val="19"/>
         </w:rPr>
-        <w:t>Спроектировал UI/UX: 12 вайрфреймов мобильного приложения в Figma</w:t>
+        <w:t>Разработал интерактивный прототип мобильного приложения (12 экранов) в Figma, спроектировал путь пользователя от авторизации до подтверждения записи</w:t>
       </w:r>
     </w:p>
     <w:p>
       <w:pPr>
         <w:pStyle w:val="ListBullet"/>
-        <w:ind w:left="454"/>
+        <w:ind w:left="283"/>
       </w:pPr>
       <w:r>
         <w:rPr>
-          <w:sz w:val="20"/>
+          <w:sz w:val="19"/>
         </w:rPr>
-        <w:t>Сформулировал 17 функциональных требований к информационной системе</w:t>
+        <w:t>Сформулировал 17 функциональных и 4 нефункциональных требования к системе, оформил Use Case спецификацию</w:t>
       </w:r>
     </w:p>
     <w:p>
       <w:r>
         <w:rPr>
           <w:b/>
-          <w:sz w:val="21"/>
+          <w:sz w:val="20"/>
         </w:rPr>
         <w:t>Nakarabine — Проектирование базы данных e-commerce платформы</w:t>
       </w:r>
@@ -392,44 +392,44 @@
     <w:p>
       <w:pPr>
         <w:pStyle w:val="ListBullet"/>
-        <w:ind w:left="454"/>
+        <w:ind w:left="283"/>
       </w:pPr>
       <w:r>
         <w:rPr>
-          <w:sz w:val="20"/>
+          <w:sz w:val="19"/>
         </w:rPr>
-        <w:t>Разработал логическую модель данных: 5 таблиц, связи, ограничения целостности</w:t>
+        <w:t>Разработал логическую модель данных (PK, FK, UNIQUE, NOT NULL, CHECK-ограничения), определил кардинальности связей и обеспечил ссылочную целостность</w:t>
       </w:r>
     </w:p>
     <w:p>
       <w:pPr>
         <w:pStyle w:val="ListBullet"/>
-        <w:ind w:left="454"/>
+        <w:ind w:left="283"/>
       </w:pPr>
       <w:r>
         <w:rPr>
-          <w:sz w:val="20"/>
+          <w:sz w:val="19"/>
         </w:rPr>
-        <w:t>Построил ERD в нотациях Chen и Crow's Foot, провел нормализацию (1НФ → 3НФ)</w:t>
+        <w:t>Построил ERD в нотациях Chen и Crow's Foot, провёл нормализацию (1НФ → 3НФ)</w:t>
       </w:r>
     </w:p>
     <w:p>
       <w:pPr>
         <w:pStyle w:val="ListBullet"/>
-        <w:ind w:left="454"/>
+        <w:ind w:left="283"/>
       </w:pPr>
       <w:r>
         <w:rPr>
-          <w:sz w:val="20"/>
+          <w:sz w:val="19"/>
         </w:rPr>
-        <w:t>Составил словарь данных с описанием всех атрибутов, типов и ограничений</w:t>
+        <w:t>Разработал словарь данных и глоссарий терминологии для систематизации работы команды: описание атрибутов, типы данных, бизнес-правила, допустимые значения</w:t>
       </w:r>
     </w:p>
     <w:p>
       <w:r>
         <w:rPr>
           <w:b/>
-          <w:sz w:val="21"/>
+          <w:sz w:val="20"/>
         </w:rPr>
         <w:t>Анализ продаж ресторана — SQL-проект</w:t>
       </w:r>
@@ -437,23 +437,23 @@
     <w:p>
       <w:pPr>
         <w:pStyle w:val="ListBullet"/>
-        <w:ind w:left="454"/>
+        <w:ind w:left="283"/>
       </w:pPr>
       <w:r>
         <w:rPr>
-          <w:sz w:val="20"/>
+          <w:sz w:val="19"/>
         </w:rPr>
-        <w:t>Спроектировал реляционную схему из 3 таблиц (заказы, меню, позиции заказа)</w:t>
+        <w:t>Спроектировал реляционную схему (DDL: CREATE TABLE, PRIMARY KEY, FOREIGN KEY, constraints) и наполнил тестовыми данными (50 заказов, 20 позиций меню)</w:t>
       </w:r>
     </w:p>
     <w:p>
       <w:pPr>
         <w:pStyle w:val="ListBullet"/>
-        <w:ind w:left="454"/>
+        <w:ind w:left="283"/>
       </w:pPr>
       <w:r>
         <w:rPr>
-          <w:sz w:val="20"/>
+          <w:sz w:val="19"/>
         </w:rPr>
         <w:t>Написал 20+ аналитических запросов: выручка по периодам, маржинальность, ABC-анализ меню</w:t>
       </w:r>
@@ -461,11 +461,11 @@
     <w:p>
       <w:pPr>
         <w:pStyle w:val="ListBullet"/>
-        <w:ind w:left="454"/>
+        <w:ind w:left="283"/>
       </w:pPr>
       <w:r>
         <w:rPr>
-          <w:sz w:val="20"/>
+          <w:sz w:val="19"/>
         </w:rPr>
         <w:t>Применил JOIN, CTE, оконные функции (LAG, RANK, ROW_NUMBER), подзапросы, CASE-выражения</w:t>
       </w:r>
@@ -473,13 +473,13 @@
     <w:p>
       <w:pPr>
         <w:pBdr>
-          <w:bottom w:val="single" w:sz="4" w:color="1A4A7A" w:space="1"/>
+          <w:bottom w:val="single" w:sz="4" w:space="1" w:color="1F497D"/>
         </w:pBdr>
       </w:pPr>
       <w:r>
         <w:rPr>
           <w:b/>
-          <w:color w:val="1A4A7A"/>
+          <w:color w:val="1F497D"/>
           <w:sz w:val="22"/>
         </w:rPr>
         <w:t>ОПЫТ РАБОТЫ</w:t>
@@ -489,15 +489,15 @@
       <w:r>
         <w:rPr>
           <w:b/>
-          <w:sz w:val="21"/>
+          <w:sz w:val="20"/>
         </w:rPr>
         <w:t>KFC Cinema City — Rishon LeTsiyon, Israel</w:t>
       </w:r>
       <w:r>
         <w:rPr>
           <w:i/>
-          <w:color w:val="666666"/>
-          <w:sz w:val="19"/>
+          <w:color w:val="555555"/>
+          <w:sz w:val="18"/>
         </w:rPr>
         <w:br/>
         <w:t>Заместитель директора | Апрель 2024 – Апрель 2025</w:t>
@@ -506,74 +506,81 @@
     <w:p>
       <w:pPr>
         <w:pStyle w:val="ListBullet"/>
-        <w:ind w:left="454"/>
+        <w:ind w:left="283"/>
       </w:pPr>
       <w:r>
         <w:rPr>
-          <w:sz w:val="20"/>
+          <w:sz w:val="19"/>
         </w:rPr>
-        <w:t>Анализировал метрики ресторана (900+ чеков/день): выручка, загрузка, производственные показатели — выявил узкие места, что привело к росту прибыли на 10%</w:t>
+        <w:t>Построил систему ежедневной аналитики ресторана (900+ чеков/день): отслеживал выручку, средний чек, загрузку по часам, выход продукции — выявил просадку в обеденный пик, перераспределил ресурсы, что привело к росту прибыли на 10%</w:t>
       </w:r>
     </w:p>
     <w:p>
       <w:pPr>
         <w:pStyle w:val="ListBullet"/>
-        <w:ind w:left="454"/>
+        <w:ind w:left="283"/>
       </w:pPr>
       <w:r>
         <w:rPr>
-          <w:sz w:val="20"/>
+          <w:sz w:val="19"/>
         </w:rPr>
-        <w:t>Оптимизировал управление запасами на основе данных, сократив расходы на снабжение на 15%</w:t>
+        <w:t>Внедрил data-driven подход к управлению запасами: анализировал расход по категориям, скорректировал объёмы закупок — сократил расходы на снабжение на 15%</w:t>
       </w:r>
     </w:p>
     <w:p>
       <w:pPr>
         <w:pStyle w:val="ListBullet"/>
-        <w:ind w:left="454"/>
+        <w:ind w:left="283"/>
       </w:pPr>
       <w:r>
         <w:rPr>
-          <w:sz w:val="20"/>
+          <w:sz w:val="19"/>
         </w:rPr>
-        <w:t>Координировал команду из 20+ сотрудников, выстроил операционные процессы</w:t>
+        <w:t>Координировал команду из 20+ сотрудников, стандартизировал операционные процедуры и разработал чек-листы контроля качества</w:t>
       </w:r>
     </w:p>
     <w:p>
       <w:r>
         <w:rPr>
+          <w:b/>
+          <w:sz w:val="20"/>
+        </w:rPr>
+      </w:r>
+      <w:r>
+        <w:rPr>
           <w:i/>
-          <w:color w:val="666666"/>
-          <w:sz w:val="19"/>
+          <w:color w:val="555555"/>
+          <w:sz w:val="18"/>
         </w:rPr>
+        <w:br/>
         <w:t>Менеджер смены | Ноябрь 2023 – Апрель 2024</w:t>
       </w:r>
     </w:p>
     <w:p>
       <w:pPr>
         <w:pStyle w:val="ListBullet"/>
-        <w:ind w:left="454"/>
+        <w:ind w:left="283"/>
       </w:pPr>
       <w:r>
         <w:rPr>
-          <w:sz w:val="20"/>
+          <w:sz w:val="19"/>
         </w:rPr>
-        <w:t>Управлял операционными процессами и контролем качества на смене</w:t>
+        <w:t>Управлял операционными процессами смены (15 сотрудников): контроль SLA по скорости обслуживания, мониторинг показателей качества, оперативное решение инцидентов</w:t>
       </w:r>
     </w:p>
     <w:p>
       <w:r>
         <w:rPr>
           <w:b/>
-          <w:sz w:val="21"/>
+          <w:sz w:val="20"/>
         </w:rPr>
         <w:t>Стажировка — Burger King Corporation, Москва</w:t>
       </w:r>
       <w:r>
         <w:rPr>
           <w:i/>
-          <w:color w:val="666666"/>
-          <w:sz w:val="19"/>
+          <w:color w:val="555555"/>
+          <w:sz w:val="18"/>
         </w:rPr>
         <w:br/>
         <w:t>Отдел маркетинговых исследований | Лето 2022</w:t>
@@ -582,86 +589,93 @@
     <w:p>
       <w:pPr>
         <w:pStyle w:val="ListBullet"/>
-        <w:ind w:left="454"/>
+        <w:ind w:left="283"/>
       </w:pPr>
       <w:r>
         <w:rPr>
-          <w:sz w:val="20"/>
+          <w:sz w:val="19"/>
         </w:rPr>
-        <w:t>Разработал аналитические отчеты по продажам с использованием Excel (сводные таблицы, формулы, ранжирование)</w:t>
+        <w:t>Построил аналитические дашборды по продажам 50+ ресторанов в Excel (сводные таблицы, INDEX/MATCH, условное форматирование)</w:t>
       </w:r>
     </w:p>
     <w:p>
       <w:pPr>
         <w:pStyle w:val="ListBullet"/>
-        <w:ind w:left="454"/>
+        <w:ind w:left="283"/>
       </w:pPr>
       <w:r>
         <w:rPr>
-          <w:sz w:val="20"/>
+          <w:sz w:val="19"/>
         </w:rPr>
-        <w:t>Автоматизировал категоризацию чеков и построил рейтинг ресторанов по выручке — выявлены точки роста</w:t>
+        <w:t>Автоматизировал категоризацию 10 000+ чеков и составил рейтинг ресторанов по выручке — выявил 5 точек роста для региональных менеджеров</w:t>
       </w:r>
     </w:p>
     <w:p>
       <w:pPr>
         <w:pStyle w:val="ListBullet"/>
-        <w:ind w:left="454"/>
+        <w:ind w:left="283"/>
       </w:pPr>
       <w:r>
         <w:rPr>
-          <w:sz w:val="20"/>
+          <w:sz w:val="19"/>
         </w:rPr>
-        <w:t>Подготовил визуализации ключевых KPI для презентации руководству</w:t>
+        <w:t>Подготовил визуализации KPI (конверсия, средний чек, динамика) для еженедельной презентации руководству</w:t>
       </w:r>
     </w:p>
     <w:p>
       <w:r>
         <w:rPr>
+          <w:b/>
+          <w:sz w:val="20"/>
+        </w:rPr>
+      </w:r>
+      <w:r>
+        <w:rPr>
           <w:i/>
-          <w:color w:val="666666"/>
-          <w:sz w:val="19"/>
+          <w:color w:val="555555"/>
+          <w:sz w:val="18"/>
         </w:rPr>
+        <w:br/>
         <w:t>Отдел бизнес-аналитики | Лето 2019</w:t>
       </w:r>
     </w:p>
     <w:p>
       <w:pPr>
         <w:pStyle w:val="ListBullet"/>
-        <w:ind w:left="454"/>
+        <w:ind w:left="283"/>
       </w:pPr>
       <w:r>
         <w:rPr>
-          <w:sz w:val="20"/>
+          <w:sz w:val="19"/>
         </w:rPr>
-        <w:t>Участвовал в сборе и структурировании данных для финансового анализа</w:t>
+        <w:t>Собирал и структурировал финансовые данные из нескольких источников, готовил сводные таблицы для квартальных отчётов</w:t>
       </w:r>
     </w:p>
     <w:p>
       <w:pPr>
         <w:pStyle w:val="ListBullet"/>
-        <w:ind w:left="454"/>
+        <w:ind w:left="283"/>
       </w:pPr>
       <w:r>
         <w:rPr>
-          <w:sz w:val="20"/>
+          <w:sz w:val="19"/>
         </w:rPr>
-        <w:t>Готовил аналитические материалы и отчеты, получил опыт прогнозирования показателей</w:t>
+        <w:t>Ассистировал в построении прогнозных моделей продаж на основе исторических данных</w:t>
       </w:r>
     </w:p>
     <w:p>
       <w:r>
         <w:rPr>
           <w:b/>
-          <w:sz w:val="21"/>
+          <w:sz w:val="20"/>
         </w:rPr>
         <w:t>Стажировка — Knight Frank, Москва</w:t>
       </w:r>
       <w:r>
         <w:rPr>
           <w:i/>
-          <w:color w:val="666666"/>
-          <w:sz w:val="19"/>
+          <w:color w:val="555555"/>
+          <w:sz w:val="18"/>
         </w:rPr>
         <w:br/>
         <w:t>Отдел маркетинга жилой недвижимости | Весна 2022</w:t>
@@ -670,37 +684,37 @@
     <w:p>
       <w:pPr>
         <w:pStyle w:val="ListBullet"/>
-        <w:ind w:left="454"/>
+        <w:ind w:left="283"/>
       </w:pPr>
       <w:r>
         <w:rPr>
-          <w:sz w:val="20"/>
+          <w:sz w:val="19"/>
         </w:rPr>
-        <w:t>Провел анализ рынка жилой недвижимости и конкурентных объектов</w:t>
+        <w:t>Провёл конкурентный анализ 30+ жилых объектов премиум-сегмента: цена за м², локация, инфраструктура — подготовил сравнительный отчёт для инвестиционного решения</w:t>
       </w:r>
     </w:p>
     <w:p>
       <w:pPr>
         <w:pStyle w:val="ListBullet"/>
-        <w:ind w:left="454"/>
+        <w:ind w:left="283"/>
       </w:pPr>
       <w:r>
         <w:rPr>
-          <w:sz w:val="20"/>
+          <w:sz w:val="19"/>
         </w:rPr>
-        <w:t>Участвовал в оценке стоимости объектов, подготовил отчеты для международного офиса</w:t>
+        <w:t>Участвовал в оценке стоимости объектов методом сравнительного подхода, оформил аналитические записки для международного офиса</w:t>
       </w:r>
     </w:p>
     <w:p>
       <w:pPr>
         <w:pBdr>
-          <w:bottom w:val="single" w:sz="4" w:color="1A4A7A" w:space="1"/>
+          <w:bottom w:val="single" w:sz="4" w:space="1" w:color="1F497D"/>
         </w:pBdr>
       </w:pPr>
       <w:r>
         <w:rPr>
           <w:b/>
-          <w:color w:val="1A4A7A"/>
+          <w:color w:val="1F497D"/>
           <w:sz w:val="22"/>
         </w:rPr>
         <w:t>ОБРАЗОВАНИЕ</w:t>
@@ -710,15 +724,15 @@
       <w:r>
         <w:rPr>
           <w:b/>
-          <w:sz w:val="21"/>
+          <w:sz w:val="20"/>
         </w:rPr>
         <w:t>Финансовый университет при Правительстве РФ, Москва</w:t>
       </w:r>
       <w:r>
         <w:rPr>
           <w:i/>
-          <w:color w:val="666666"/>
-          <w:sz w:val="19"/>
+          <w:color w:val="555555"/>
+          <w:sz w:val="18"/>
         </w:rPr>
         <w:br/>
         <w:t>2018 – 2022</w:t>
@@ -732,13 +746,13 @@
     <w:p>
       <w:pPr>
         <w:pBdr>
-          <w:bottom w:val="single" w:sz="4" w:color="1A4A7A" w:space="1"/>
+          <w:bottom w:val="single" w:sz="4" w:space="1" w:color="1F497D"/>
         </w:pBdr>
       </w:pPr>
       <w:r>
         <w:rPr>
           <w:b/>
-          <w:color w:val="1A4A7A"/>
+          <w:color w:val="1F497D"/>
           <w:sz w:val="22"/>
         </w:rPr>
         <w:t>ПОВЫШЕНИЕ КВАЛИФИКАЦИИ</w:t>
@@ -748,15 +762,15 @@
       <w:r>
         <w:rPr>
           <w:b/>
-          <w:sz w:val="21"/>
+          <w:sz w:val="20"/>
         </w:rPr>
         <w:t>Яндекс Практикум — Системный аналитик</w:t>
       </w:r>
       <w:r>
         <w:rPr>
           <w:i/>
-          <w:color w:val="666666"/>
-          <w:sz w:val="19"/>
+          <w:color w:val="555555"/>
+          <w:sz w:val="18"/>
         </w:rPr>
         <w:br/>
         <w:t>2025 – 2026</w:t>
@@ -770,13 +784,13 @@
     <w:p>
       <w:pPr>
         <w:pBdr>
-          <w:bottom w:val="single" w:sz="4" w:color="1A4A7A" w:space="1"/>
+          <w:bottom w:val="single" w:sz="4" w:space="1" w:color="1F497D"/>
         </w:pBdr>
       </w:pPr>
       <w:r>
         <w:rPr>
           <w:b/>
-          <w:color w:val="1A4A7A"/>
+          <w:color w:val="1F497D"/>
           <w:sz w:val="22"/>
         </w:rPr>
         <w:t>ЯЗЫКИ</w:t>
@@ -784,7 +798,7 @@
     </w:p>
     <w:p>
       <w:r>
-        <w:t>Русский (родной)  |  Английский (свободный)  |  Испанский (базовый)  |  Иврит (базовый)</w:t>
+        <w:t>Русский (родной) | Английский (свободный) | Испанский (базовый) | Иврит (базовый)</w:t>
       </w:r>
     </w:p>
     <w:sectPr>
@@ -1160,13 +1174,9 @@
     <w:name w:val="Normal"/>
     <w:qFormat/>
     <w:rsid w:val="00FC693F"/>
-    <w:pPr>
-      <w:spacing w:after="40" w:before="0"/>
-    </w:pPr>
     <w:rPr>
       <w:rFonts w:ascii="Calibri" w:hAnsi="Calibri"/>
-      <w:color w:val="333333"/>
-      <w:sz w:val="21"/>
+      <w:sz w:val="20"/>
     </w:rPr>
   </w:style>
   <w:style w:type="paragraph" w:styleId="Header">
